--- a/template-madalena.docx
+++ b/template-madalena.docx
@@ -804,7 +804,7 @@
                                     </pic:cNvPicPr>
                                   </pic:nvPicPr>
                                   <pic:blipFill>
-                                    <a:blip r:embed="rId12">
+                                    <a:blip r:embed="rId11">
                                       <a:extLst>
                                         <a:ext uri="{28A0092B-C50C-407E-A947-70E740481C1C}">
                                           <a14:useLocalDpi xmlns:a14="http://schemas.microsoft.com/office/drawing/2010/main" val="0"/>
@@ -1006,7 +1006,7 @@
                     <pic:cNvPicPr/>
                   </pic:nvPicPr>
                   <pic:blipFill>
-                    <a:blip r:embed="rId13"/>
+                    <a:blip r:embed="rId12"/>
                     <a:stretch>
                       <a:fillRect/>
                     </a:stretch>
@@ -5137,14 +5137,8 @@
         </w:rPr>
         <w:t>TEM_PERM</w:t>
       </w:r>
-      <w:r>
-        <w:rPr>
-          <w:color w:val="FF0000"/>
-          <w:sz w:val="24"/>
-          <w:szCs w:val="24"/>
-        </w:rPr>
-        <w:t>P</w:t>
-      </w:r>
+      <w:bookmarkStart w:id="4" w:name="_GoBack"/>
+      <w:bookmarkEnd w:id="4"/>
       <w:r>
         <w:rPr>
           <w:color w:val="FF0000"/>
@@ -5339,8 +5333,6 @@
         </w:rPr>
         <w:t>,</w:t>
       </w:r>
-      <w:bookmarkStart w:id="4" w:name="_GoBack"/>
-      <w:bookmarkEnd w:id="4"/>
       <w:r>
         <w:rPr>
           <w:sz w:val="24"/>
@@ -9234,7 +9226,7 @@
       </w:pPr>
     </w:p>
     <w:sectPr>
-      <w:headerReference w:type="default" r:id="rId14"/>
+      <w:headerReference w:type="default" r:id="rId13"/>
       <w:pgSz w:w="11920" w:h="16850"/>
       <w:pgMar w:top="1160" w:right="863" w:bottom="1340" w:left="993" w:header="357" w:footer="454" w:gutter="0"/>
       <w:cols w:space="720"/>
@@ -12851,7 +12843,7 @@
 </file>
 
 <file path=customXml/itemProps2.xml><?xml version="1.0" encoding="utf-8"?>
-<ds:datastoreItem xmlns:ds="http://schemas.openxmlformats.org/officeDocument/2006/customXml" ds:itemID="{30C10594-401E-4656-B15A-423F39F858A1}">
+<ds:datastoreItem xmlns:ds="http://schemas.openxmlformats.org/officeDocument/2006/customXml" ds:itemID="{FF1A7765-15D9-46D0-9566-B0DEAEDE3108}">
   <ds:schemaRefs>
     <ds:schemaRef ds:uri="http://schemas.openxmlformats.org/officeDocument/2006/bibliography"/>
   </ds:schemaRefs>

--- a/template-madalena.docx
+++ b/template-madalena.docx
@@ -804,7 +804,7 @@
                                     </pic:cNvPicPr>
                                   </pic:nvPicPr>
                                   <pic:blipFill>
-                                    <a:blip r:embed="rId11">
+                                    <a:blip r:embed="rId12">
                                       <a:extLst>
                                         <a:ext uri="{28A0092B-C50C-407E-A947-70E740481C1C}">
                                           <a14:useLocalDpi xmlns:a14="http://schemas.microsoft.com/office/drawing/2010/main" val="0"/>
@@ -1006,7 +1006,7 @@
                     <pic:cNvPicPr/>
                   </pic:nvPicPr>
                   <pic:blipFill>
-                    <a:blip r:embed="rId12"/>
+                    <a:blip r:embed="rId13"/>
                     <a:stretch>
                       <a:fillRect/>
                     </a:stretch>
@@ -5118,8 +5118,6 @@
       <w:r>
         <w:rPr>
           <w:color w:val="FF0000"/>
-          <w:sz w:val="24"/>
-          <w:szCs w:val="24"/>
         </w:rPr>
         <w:t>{{</w:t>
       </w:r>
@@ -5127,40 +5125,28 @@
         <w:rPr>
           <w:color w:val="FF0000"/>
         </w:rPr>
-        <w:t>H_</w:t>
-      </w:r>
-      <w:r>
-        <w:rPr>
-          <w:color w:val="FF0000"/>
-          <w:sz w:val="24"/>
-          <w:szCs w:val="24"/>
-        </w:rPr>
-        <w:t>TEM_PERM</w:t>
+        <w:t>H_TEMP_PERM_MAIOR</w:t>
       </w:r>
       <w:bookmarkStart w:id="4" w:name="_GoBack"/>
       <w:bookmarkEnd w:id="4"/>
       <w:r>
         <w:rPr>
           <w:color w:val="FF0000"/>
-          <w:sz w:val="24"/>
-          <w:szCs w:val="24"/>
-        </w:rPr>
-        <w:t>_MAIOR</w:t>
-      </w:r>
-      <w:r>
-        <w:rPr>
-          <w:color w:val="FF0000"/>
-          <w:sz w:val="24"/>
-          <w:szCs w:val="24"/>
         </w:rPr>
         <w:t>}}</w:t>
       </w:r>
       <w:r>
         <w:rPr>
-          <w:sz w:val="24"/>
-          <w:szCs w:val="24"/>
-        </w:rPr>
-        <w:t xml:space="preserve"> com tempo de permanê</w:t>
+          <w:szCs w:val="24"/>
+        </w:rPr>
+        <w:t xml:space="preserve"> </w:t>
+      </w:r>
+      <w:r>
+        <w:rPr>
+          <w:sz w:val="24"/>
+          <w:szCs w:val="24"/>
+        </w:rPr>
+        <w:t>com tempo de permanê</w:t>
       </w:r>
       <w:r>
         <w:rPr>
@@ -9226,7 +9212,7 @@
       </w:pPr>
     </w:p>
     <w:sectPr>
-      <w:headerReference w:type="default" r:id="rId13"/>
+      <w:headerReference w:type="default" r:id="rId14"/>
       <w:pgSz w:w="11920" w:h="16850"/>
       <w:pgMar w:top="1160" w:right="863" w:bottom="1340" w:left="993" w:header="357" w:footer="454" w:gutter="0"/>
       <w:cols w:space="720"/>
@@ -12843,7 +12829,7 @@
 </file>
 
 <file path=customXml/itemProps2.xml><?xml version="1.0" encoding="utf-8"?>
-<ds:datastoreItem xmlns:ds="http://schemas.openxmlformats.org/officeDocument/2006/customXml" ds:itemID="{FF1A7765-15D9-46D0-9566-B0DEAEDE3108}">
+<ds:datastoreItem xmlns:ds="http://schemas.openxmlformats.org/officeDocument/2006/customXml" ds:itemID="{035E2793-D347-46AE-8E27-75597208CE45}">
   <ds:schemaRefs>
     <ds:schemaRef ds:uri="http://schemas.openxmlformats.org/officeDocument/2006/bibliography"/>
   </ds:schemaRefs>

--- a/template-madalena.docx
+++ b/template-madalena.docx
@@ -16,6 +16,8 @@
           <w:lang w:val="pt-BR"/>
         </w:rPr>
       </w:pPr>
+      <w:bookmarkStart w:id="0" w:name="_GoBack"/>
+      <w:bookmarkEnd w:id="0"/>
       <w:r>
         <w:rPr>
           <w:noProof/>
@@ -332,8 +334,12 @@
           <w:szCs w:val="20"/>
         </w:rPr>
         <w:sectPr>
-          <w:headerReference w:type="default" r:id="rId9"/>
-          <w:footerReference w:type="default" r:id="rId10"/>
+          <w:headerReference w:type="even" r:id="rId9"/>
+          <w:headerReference w:type="default" r:id="rId10"/>
+          <w:footerReference w:type="even" r:id="rId11"/>
+          <w:footerReference w:type="default" r:id="rId12"/>
+          <w:headerReference w:type="first" r:id="rId13"/>
+          <w:footerReference w:type="first" r:id="rId14"/>
           <w:pgSz w:w="11920" w:h="16850"/>
           <w:pgMar w:top="420" w:right="60" w:bottom="280" w:left="20" w:header="720" w:footer="720" w:gutter="0"/>
           <w:pgNumType w:start="1"/>
@@ -564,7 +570,7 @@
                                           </pic:cNvPicPr>
                                         </pic:nvPicPr>
                                         <pic:blipFill>
-                                          <a:blip r:embed="rId11">
+                                          <a:blip r:embed="rId15">
                                             <a:extLst>
                                               <a:ext uri="{28A0092B-C50C-407E-A947-70E740481C1C}">
                                                 <a14:useLocalDpi xmlns:a14="http://schemas.microsoft.com/office/drawing/2010/main" val="0"/>
@@ -804,7 +810,7 @@
                                     </pic:cNvPicPr>
                                   </pic:nvPicPr>
                                   <pic:blipFill>
-                                    <a:blip r:embed="rId12">
+                                    <a:blip r:embed="rId15">
                                       <a:extLst>
                                         <a:ext uri="{28A0092B-C50C-407E-A947-70E740481C1C}">
                                           <a14:useLocalDpi xmlns:a14="http://schemas.microsoft.com/office/drawing/2010/main" val="0"/>
@@ -1006,7 +1012,7 @@
                     <pic:cNvPicPr/>
                   </pic:nvPicPr>
                   <pic:blipFill>
-                    <a:blip r:embed="rId13"/>
+                    <a:blip r:embed="rId16"/>
                     <a:stretch>
                       <a:fillRect/>
                     </a:stretch>
@@ -2469,12 +2475,12 @@
         <w:spacing w:before="182"/>
         <w:ind w:left="0" w:firstLine="709"/>
       </w:pPr>
-      <w:bookmarkStart w:id="0" w:name="_Toc219191096"/>
+      <w:bookmarkStart w:id="1" w:name="_Toc219191096"/>
       <w:r>
         <w:lastRenderedPageBreak/>
         <w:t>CONSIDERAÇÕES INICIAIS</w:t>
       </w:r>
-      <w:bookmarkEnd w:id="0"/>
+      <w:bookmarkEnd w:id="1"/>
     </w:p>
     <w:p>
       <w:pPr>
@@ -2671,8 +2677,8 @@
           <w:szCs w:val="20"/>
         </w:rPr>
       </w:pPr>
-      <w:bookmarkStart w:id="1" w:name="_heading=h.1fob9te" w:colFirst="0" w:colLast="0"/>
-      <w:bookmarkEnd w:id="1"/>
+      <w:bookmarkStart w:id="2" w:name="_heading=h.1fob9te" w:colFirst="0" w:colLast="0"/>
+      <w:bookmarkEnd w:id="2"/>
     </w:p>
     <w:p>
       <w:pPr>
@@ -2699,8 +2705,8 @@
           <w:szCs w:val="20"/>
         </w:rPr>
       </w:pPr>
-      <w:bookmarkStart w:id="2" w:name="_heading=h.3znysh7" w:colFirst="0" w:colLast="0"/>
-      <w:bookmarkEnd w:id="2"/>
+      <w:bookmarkStart w:id="3" w:name="_heading=h.3znysh7" w:colFirst="0" w:colLast="0"/>
+      <w:bookmarkEnd w:id="3"/>
     </w:p>
     <w:p>
       <w:pPr>
@@ -3039,7 +3045,7 @@
           <w:u w:val="single"/>
         </w:rPr>
       </w:pPr>
-      <w:bookmarkStart w:id="3" w:name="_Toc219191097"/>
+      <w:bookmarkStart w:id="4" w:name="_Toc219191097"/>
       <w:r>
         <w:rPr>
           <w:u w:val="single"/>
@@ -3047,7 +3053,7 @@
         <w:lastRenderedPageBreak/>
         <w:t>RELATÓRIO ASSISTENCIAL</w:t>
       </w:r>
-      <w:bookmarkEnd w:id="3"/>
+      <w:bookmarkEnd w:id="4"/>
     </w:p>
     <w:p>
       <w:pPr>
@@ -5127,8 +5133,6 @@
         </w:rPr>
         <w:t>H_TEMP_PERM_MAIOR</w:t>
       </w:r>
-      <w:bookmarkStart w:id="4" w:name="_GoBack"/>
-      <w:bookmarkEnd w:id="4"/>
       <w:r>
         <w:rPr>
           <w:color w:val="FF0000"/>
@@ -9212,7 +9216,9 @@
       </w:pPr>
     </w:p>
     <w:sectPr>
-      <w:headerReference w:type="default" r:id="rId14"/>
+      <w:headerReference w:type="even" r:id="rId17"/>
+      <w:headerReference w:type="default" r:id="rId18"/>
+      <w:headerReference w:type="first" r:id="rId19"/>
       <w:pgSz w:w="11920" w:h="16850"/>
       <w:pgMar w:top="1160" w:right="863" w:bottom="1340" w:left="993" w:header="357" w:footer="454" w:gutter="0"/>
       <w:cols w:space="720"/>
@@ -9242,6 +9248,16 @@
 </file>
 
 <file path=word/footer1.xml><?xml version="1.0" encoding="utf-8"?>
+<w:ftr xmlns:wpc="http://schemas.microsoft.com/office/word/2010/wordprocessingCanvas" xmlns:cx="http://schemas.microsoft.com/office/drawing/2014/chartex" xmlns:cx1="http://schemas.microsoft.com/office/drawing/2015/9/8/chartex" xmlns:cx2="http://schemas.microsoft.com/office/drawing/2015/10/21/chartex" xmlns:cx3="http://schemas.microsoft.com/office/drawing/2016/5/9/chartex" xmlns:cx4="http://schemas.microsoft.com/office/drawing/2016/5/10/chartex" xmlns:cx5="http://schemas.microsoft.com/office/drawing/2016/5/11/chartex" xmlns:cx6="http://schemas.microsoft.com/office/drawing/2016/5/12/chartex" xmlns:cx7="http://schemas.microsoft.com/office/drawing/2016/5/13/chartex" xmlns:cx8="http://schemas.microsoft.com/office/drawing/2016/5/14/chartex" xmlns:mc="http://schemas.openxmlformats.org/markup-compatibility/2006" xmlns:aink="http://schemas.microsoft.com/office/drawing/2016/ink" xmlns:am3d="http://schemas.microsoft.com/office/drawing/2017/model3d" xmlns:o="urn:schemas-microsoft-com:office:office" xmlns:r="http://schemas.openxmlformats.org/officeDocument/2006/relationships" xmlns:m="http://schemas.openxmlformats.org/officeDocument/2006/math" xmlns:v="urn:schemas-microsoft-com:vml" xmlns:wp14="http://schemas.microsoft.com/office/word/2010/wordprocessingDrawing" xmlns:wp="http://schemas.openxmlformats.org/drawingml/2006/wordprocessingDrawing" xmlns:w10="urn:schemas-microsoft-com:office:word" xmlns:w="http://schemas.openxmlformats.org/wordprocessingml/2006/main" xmlns:w14="http://schemas.microsoft.com/office/word/2010/wordml" xmlns:w15="http://schemas.microsoft.com/office/word/2012/wordml" xmlns:w16cid="http://schemas.microsoft.com/office/word/2016/wordml/cid" xmlns:w16se="http://schemas.microsoft.com/office/word/2015/wordml/symex" xmlns:wpg="http://schemas.microsoft.com/office/word/2010/wordprocessingGroup" xmlns:wpi="http://schemas.microsoft.com/office/word/2010/wordprocessingInk" xmlns:wne="http://schemas.microsoft.com/office/word/2006/wordml" xmlns:wps="http://schemas.microsoft.com/office/word/2010/wordprocessingShape" mc:Ignorable="w14 w15 w16se w16cid wp14">
+  <w:p>
+    <w:pPr>
+      <w:pStyle w:val="Rodap"/>
+    </w:pPr>
+  </w:p>
+</w:ftr>
+</file>
+
+<file path=word/footer2.xml><?xml version="1.0" encoding="utf-8"?>
 <w:ftr xmlns:wpc="http://schemas.microsoft.com/office/word/2010/wordprocessingCanvas" xmlns:cx="http://schemas.microsoft.com/office/drawing/2014/chartex" xmlns:cx1="http://schemas.microsoft.com/office/drawing/2015/9/8/chartex" xmlns:cx2="http://schemas.microsoft.com/office/drawing/2015/10/21/chartex" xmlns:cx3="http://schemas.microsoft.com/office/drawing/2016/5/9/chartex" xmlns:cx4="http://schemas.microsoft.com/office/drawing/2016/5/10/chartex" xmlns:cx5="http://schemas.microsoft.com/office/drawing/2016/5/11/chartex" xmlns:cx6="http://schemas.microsoft.com/office/drawing/2016/5/12/chartex" xmlns:cx7="http://schemas.microsoft.com/office/drawing/2016/5/13/chartex" xmlns:cx8="http://schemas.microsoft.com/office/drawing/2016/5/14/chartex" xmlns:mc="http://schemas.openxmlformats.org/markup-compatibility/2006" xmlns:aink="http://schemas.microsoft.com/office/drawing/2016/ink" xmlns:am3d="http://schemas.microsoft.com/office/drawing/2017/model3d" xmlns:o="urn:schemas-microsoft-com:office:office" xmlns:r="http://schemas.openxmlformats.org/officeDocument/2006/relationships" xmlns:m="http://schemas.openxmlformats.org/officeDocument/2006/math" xmlns:v="urn:schemas-microsoft-com:vml" xmlns:wp14="http://schemas.microsoft.com/office/word/2010/wordprocessingDrawing" xmlns:wp="http://schemas.openxmlformats.org/drawingml/2006/wordprocessingDrawing" xmlns:w10="urn:schemas-microsoft-com:office:word" xmlns:w="http://schemas.openxmlformats.org/wordprocessingml/2006/main" xmlns:w14="http://schemas.microsoft.com/office/word/2010/wordml" xmlns:w15="http://schemas.microsoft.com/office/word/2012/wordml" xmlns:w16cid="http://schemas.microsoft.com/office/word/2016/wordml/cid" xmlns:w16se="http://schemas.microsoft.com/office/word/2015/wordml/symex" xmlns:wpg="http://schemas.microsoft.com/office/word/2010/wordprocessingGroup" xmlns:wpi="http://schemas.microsoft.com/office/word/2010/wordprocessingInk" xmlns:wne="http://schemas.microsoft.com/office/word/2006/wordml" xmlns:wps="http://schemas.microsoft.com/office/word/2010/wordprocessingShape" mc:Ignorable="w14 w15 w16se w16cid wp14">
   <w:tbl>
     <w:tblPr>
@@ -9301,6 +9317,16 @@
 </w:ftr>
 </file>
 
+<file path=word/footer3.xml><?xml version="1.0" encoding="utf-8"?>
+<w:ftr xmlns:wpc="http://schemas.microsoft.com/office/word/2010/wordprocessingCanvas" xmlns:cx="http://schemas.microsoft.com/office/drawing/2014/chartex" xmlns:cx1="http://schemas.microsoft.com/office/drawing/2015/9/8/chartex" xmlns:cx2="http://schemas.microsoft.com/office/drawing/2015/10/21/chartex" xmlns:cx3="http://schemas.microsoft.com/office/drawing/2016/5/9/chartex" xmlns:cx4="http://schemas.microsoft.com/office/drawing/2016/5/10/chartex" xmlns:cx5="http://schemas.microsoft.com/office/drawing/2016/5/11/chartex" xmlns:cx6="http://schemas.microsoft.com/office/drawing/2016/5/12/chartex" xmlns:cx7="http://schemas.microsoft.com/office/drawing/2016/5/13/chartex" xmlns:cx8="http://schemas.microsoft.com/office/drawing/2016/5/14/chartex" xmlns:mc="http://schemas.openxmlformats.org/markup-compatibility/2006" xmlns:aink="http://schemas.microsoft.com/office/drawing/2016/ink" xmlns:am3d="http://schemas.microsoft.com/office/drawing/2017/model3d" xmlns:o="urn:schemas-microsoft-com:office:office" xmlns:r="http://schemas.openxmlformats.org/officeDocument/2006/relationships" xmlns:m="http://schemas.openxmlformats.org/officeDocument/2006/math" xmlns:v="urn:schemas-microsoft-com:vml" xmlns:wp14="http://schemas.microsoft.com/office/word/2010/wordprocessingDrawing" xmlns:wp="http://schemas.openxmlformats.org/drawingml/2006/wordprocessingDrawing" xmlns:w10="urn:schemas-microsoft-com:office:word" xmlns:w="http://schemas.openxmlformats.org/wordprocessingml/2006/main" xmlns:w14="http://schemas.microsoft.com/office/word/2010/wordml" xmlns:w15="http://schemas.microsoft.com/office/word/2012/wordml" xmlns:w16cid="http://schemas.microsoft.com/office/word/2016/wordml/cid" xmlns:w16se="http://schemas.microsoft.com/office/word/2015/wordml/symex" xmlns:wpg="http://schemas.microsoft.com/office/word/2010/wordprocessingGroup" xmlns:wpi="http://schemas.microsoft.com/office/word/2010/wordprocessingInk" xmlns:wne="http://schemas.microsoft.com/office/word/2006/wordml" xmlns:wps="http://schemas.microsoft.com/office/word/2010/wordprocessingShape" mc:Ignorable="w14 w15 w16se w16cid wp14">
+  <w:p>
+    <w:pPr>
+      <w:pStyle w:val="Rodap"/>
+    </w:pPr>
+  </w:p>
+</w:ftr>
+</file>
+
 <file path=word/footnotes.xml><?xml version="1.0" encoding="utf-8"?>
 <w:footnotes xmlns:wpc="http://schemas.microsoft.com/office/word/2010/wordprocessingCanvas" xmlns:cx="http://schemas.microsoft.com/office/drawing/2014/chartex" xmlns:cx1="http://schemas.microsoft.com/office/drawing/2015/9/8/chartex" xmlns:cx2="http://schemas.microsoft.com/office/drawing/2015/10/21/chartex" xmlns:cx3="http://schemas.microsoft.com/office/drawing/2016/5/9/chartex" xmlns:cx4="http://schemas.microsoft.com/office/drawing/2016/5/10/chartex" xmlns:cx5="http://schemas.microsoft.com/office/drawing/2016/5/11/chartex" xmlns:cx6="http://schemas.microsoft.com/office/drawing/2016/5/12/chartex" xmlns:cx7="http://schemas.microsoft.com/office/drawing/2016/5/13/chartex" xmlns:cx8="http://schemas.microsoft.com/office/drawing/2016/5/14/chartex" xmlns:mc="http://schemas.openxmlformats.org/markup-compatibility/2006" xmlns:aink="http://schemas.microsoft.com/office/drawing/2016/ink" xmlns:am3d="http://schemas.microsoft.com/office/drawing/2017/model3d" xmlns:o="urn:schemas-microsoft-com:office:office" xmlns:r="http://schemas.openxmlformats.org/officeDocument/2006/relationships" xmlns:m="http://schemas.openxmlformats.org/officeDocument/2006/math" xmlns:v="urn:schemas-microsoft-com:vml" xmlns:wp14="http://schemas.microsoft.com/office/word/2010/wordprocessingDrawing" xmlns:wp="http://schemas.openxmlformats.org/drawingml/2006/wordprocessingDrawing" xmlns:w10="urn:schemas-microsoft-com:office:word" xmlns:w="http://schemas.openxmlformats.org/wordprocessingml/2006/main" xmlns:w14="http://schemas.microsoft.com/office/word/2010/wordml" xmlns:w15="http://schemas.microsoft.com/office/word/2012/wordml" xmlns:w16cid="http://schemas.microsoft.com/office/word/2016/wordml/cid" xmlns:w16se="http://schemas.microsoft.com/office/word/2015/wordml/symex" xmlns:wpg="http://schemas.microsoft.com/office/word/2010/wordprocessingGroup" xmlns:wpi="http://schemas.microsoft.com/office/word/2010/wordprocessingInk" xmlns:wne="http://schemas.microsoft.com/office/word/2006/wordml" xmlns:wps="http://schemas.microsoft.com/office/word/2010/wordprocessingShape" mc:Ignorable="w14 w15 w16se w16cid wp14">
   <w:footnote w:type="separator" w:id="-1">
@@ -9321,6 +9347,45 @@
 </file>
 
 <file path=word/header1.xml><?xml version="1.0" encoding="utf-8"?>
+<w:hdr xmlns:wpc="http://schemas.microsoft.com/office/word/2010/wordprocessingCanvas" xmlns:cx="http://schemas.microsoft.com/office/drawing/2014/chartex" xmlns:cx1="http://schemas.microsoft.com/office/drawing/2015/9/8/chartex" xmlns:cx2="http://schemas.microsoft.com/office/drawing/2015/10/21/chartex" xmlns:cx3="http://schemas.microsoft.com/office/drawing/2016/5/9/chartex" xmlns:cx4="http://schemas.microsoft.com/office/drawing/2016/5/10/chartex" xmlns:cx5="http://schemas.microsoft.com/office/drawing/2016/5/11/chartex" xmlns:cx6="http://schemas.microsoft.com/office/drawing/2016/5/12/chartex" xmlns:cx7="http://schemas.microsoft.com/office/drawing/2016/5/13/chartex" xmlns:cx8="http://schemas.microsoft.com/office/drawing/2016/5/14/chartex" xmlns:mc="http://schemas.openxmlformats.org/markup-compatibility/2006" xmlns:aink="http://schemas.microsoft.com/office/drawing/2016/ink" xmlns:am3d="http://schemas.microsoft.com/office/drawing/2017/model3d" xmlns:o="urn:schemas-microsoft-com:office:office" xmlns:r="http://schemas.openxmlformats.org/officeDocument/2006/relationships" xmlns:m="http://schemas.openxmlformats.org/officeDocument/2006/math" xmlns:v="urn:schemas-microsoft-com:vml" xmlns:wp14="http://schemas.microsoft.com/office/word/2010/wordprocessingDrawing" xmlns:wp="http://schemas.openxmlformats.org/drawingml/2006/wordprocessingDrawing" xmlns:w10="urn:schemas-microsoft-com:office:word" xmlns:w="http://schemas.openxmlformats.org/wordprocessingml/2006/main" xmlns:w14="http://schemas.microsoft.com/office/word/2010/wordml" xmlns:w15="http://schemas.microsoft.com/office/word/2012/wordml" xmlns:w16cid="http://schemas.microsoft.com/office/word/2016/wordml/cid" xmlns:w16se="http://schemas.microsoft.com/office/word/2015/wordml/symex" xmlns:wpg="http://schemas.microsoft.com/office/word/2010/wordprocessingGroup" xmlns:wpi="http://schemas.microsoft.com/office/word/2010/wordprocessingInk" xmlns:wne="http://schemas.microsoft.com/office/word/2006/wordml" xmlns:wps="http://schemas.microsoft.com/office/word/2010/wordprocessingShape" mc:Ignorable="w14 w15 w16se w16cid wp14">
+  <w:p>
+    <w:pPr>
+      <w:pStyle w:val="Cabealho"/>
+    </w:pPr>
+    <w:r>
+      <w:rPr>
+        <w:noProof/>
+      </w:rPr>
+      <w:pict w14:anchorId="0CFBD42C">
+        <v:shapetype id="_x0000_t75" coordsize="21600,21600" o:spt="75" o:preferrelative="t" path="m@4@5l@4@11@9@11@9@5xe" filled="f" stroked="f">
+          <v:stroke joinstyle="miter"/>
+          <v:formulas>
+            <v:f eqn="if lineDrawn pixelLineWidth 0"/>
+            <v:f eqn="sum @0 1 0"/>
+            <v:f eqn="sum 0 0 @1"/>
+            <v:f eqn="prod @2 1 2"/>
+            <v:f eqn="prod @3 21600 pixelWidth"/>
+            <v:f eqn="prod @3 21600 pixelHeight"/>
+            <v:f eqn="sum @0 0 1"/>
+            <v:f eqn="prod @6 1 2"/>
+            <v:f eqn="prod @7 21600 pixelWidth"/>
+            <v:f eqn="sum @8 21600 0"/>
+            <v:f eqn="prod @7 21600 pixelHeight"/>
+            <v:f eqn="sum @10 21600 0"/>
+          </v:formulas>
+          <v:path o:extrusionok="f" gradientshapeok="t" o:connecttype="rect"/>
+          <o:lock v:ext="edit" aspectratio="t"/>
+        </v:shapetype>
+        <v:shape id="WordPictureWatermark430002235" o:spid="_x0000_s2050" type="#_x0000_t75" style="position:absolute;margin-left:0;margin-top:0;width:591.85pt;height:322.8pt;z-index:-251656188;mso-position-horizontal:center;mso-position-horizontal-relative:margin;mso-position-vertical:center;mso-position-vertical-relative:margin" o:allowincell="f">
+          <v:imagedata r:id="rId1" o:title="logo prima" gain="19661f" blacklevel="22938f"/>
+        </v:shape>
+      </w:pict>
+    </w:r>
+  </w:p>
+</w:hdr>
+</file>
+
+<file path=word/header2.xml><?xml version="1.0" encoding="utf-8"?>
 <w:hdr xmlns:wpc="http://schemas.microsoft.com/office/word/2010/wordprocessingCanvas" xmlns:cx="http://schemas.microsoft.com/office/drawing/2014/chartex" xmlns:cx1="http://schemas.microsoft.com/office/drawing/2015/9/8/chartex" xmlns:cx2="http://schemas.microsoft.com/office/drawing/2015/10/21/chartex" xmlns:cx3="http://schemas.microsoft.com/office/drawing/2016/5/9/chartex" xmlns:cx4="http://schemas.microsoft.com/office/drawing/2016/5/10/chartex" xmlns:cx5="http://schemas.microsoft.com/office/drawing/2016/5/11/chartex" xmlns:cx6="http://schemas.microsoft.com/office/drawing/2016/5/12/chartex" xmlns:cx7="http://schemas.microsoft.com/office/drawing/2016/5/13/chartex" xmlns:cx8="http://schemas.microsoft.com/office/drawing/2016/5/14/chartex" xmlns:mc="http://schemas.openxmlformats.org/markup-compatibility/2006" xmlns:aink="http://schemas.microsoft.com/office/drawing/2016/ink" xmlns:am3d="http://schemas.microsoft.com/office/drawing/2017/model3d" xmlns:o="urn:schemas-microsoft-com:office:office" xmlns:r="http://schemas.openxmlformats.org/officeDocument/2006/relationships" xmlns:m="http://schemas.openxmlformats.org/officeDocument/2006/math" xmlns:v="urn:schemas-microsoft-com:vml" xmlns:wp14="http://schemas.microsoft.com/office/word/2010/wordprocessingDrawing" xmlns:wp="http://schemas.openxmlformats.org/drawingml/2006/wordprocessingDrawing" xmlns:w10="urn:schemas-microsoft-com:office:word" xmlns:w="http://schemas.openxmlformats.org/wordprocessingml/2006/main" xmlns:w14="http://schemas.microsoft.com/office/word/2010/wordml" xmlns:w15="http://schemas.microsoft.com/office/word/2012/wordml" xmlns:w16cid="http://schemas.microsoft.com/office/word/2016/wordml/cid" xmlns:w16se="http://schemas.microsoft.com/office/word/2015/wordml/symex" xmlns:wpg="http://schemas.microsoft.com/office/word/2010/wordprocessingGroup" xmlns:wpi="http://schemas.microsoft.com/office/word/2010/wordprocessingInk" xmlns:wne="http://schemas.microsoft.com/office/word/2006/wordml" xmlns:wps="http://schemas.microsoft.com/office/word/2010/wordprocessingShape" mc:Ignorable="w14 w15 w16se w16cid wp14">
   <w:tbl>
     <w:tblPr>
@@ -9376,11 +9441,118 @@
     <w:pPr>
       <w:pStyle w:val="Cabealho"/>
     </w:pPr>
+    <w:r>
+      <w:rPr>
+        <w:noProof/>
+      </w:rPr>
+      <w:pict w14:anchorId="1677BF71">
+        <v:shapetype id="_x0000_t75" coordsize="21600,21600" o:spt="75" o:preferrelative="t" path="m@4@5l@4@11@9@11@9@5xe" filled="f" stroked="f">
+          <v:stroke joinstyle="miter"/>
+          <v:formulas>
+            <v:f eqn="if lineDrawn pixelLineWidth 0"/>
+            <v:f eqn="sum @0 1 0"/>
+            <v:f eqn="sum 0 0 @1"/>
+            <v:f eqn="prod @2 1 2"/>
+            <v:f eqn="prod @3 21600 pixelWidth"/>
+            <v:f eqn="prod @3 21600 pixelHeight"/>
+            <v:f eqn="sum @0 0 1"/>
+            <v:f eqn="prod @6 1 2"/>
+            <v:f eqn="prod @7 21600 pixelWidth"/>
+            <v:f eqn="sum @8 21600 0"/>
+            <v:f eqn="prod @7 21600 pixelHeight"/>
+            <v:f eqn="sum @10 21600 0"/>
+          </v:formulas>
+          <v:path o:extrusionok="f" gradientshapeok="t" o:connecttype="rect"/>
+          <o:lock v:ext="edit" aspectratio="t"/>
+        </v:shapetype>
+        <v:shape id="WordPictureWatermark430002236" o:spid="_x0000_s2051" type="#_x0000_t75" style="position:absolute;margin-left:0;margin-top:0;width:591.85pt;height:322.8pt;z-index:-251655164;mso-position-horizontal:center;mso-position-horizontal-relative:margin;mso-position-vertical:center;mso-position-vertical-relative:margin" o:allowincell="f">
+          <v:imagedata r:id="rId1" o:title="logo prima" gain="19661f" blacklevel="22938f"/>
+        </v:shape>
+      </w:pict>
+    </w:r>
   </w:p>
 </w:hdr>
 </file>
 
-<file path=word/header2.xml><?xml version="1.0" encoding="utf-8"?>
+<file path=word/header3.xml><?xml version="1.0" encoding="utf-8"?>
+<w:hdr xmlns:wpc="http://schemas.microsoft.com/office/word/2010/wordprocessingCanvas" xmlns:cx="http://schemas.microsoft.com/office/drawing/2014/chartex" xmlns:cx1="http://schemas.microsoft.com/office/drawing/2015/9/8/chartex" xmlns:cx2="http://schemas.microsoft.com/office/drawing/2015/10/21/chartex" xmlns:cx3="http://schemas.microsoft.com/office/drawing/2016/5/9/chartex" xmlns:cx4="http://schemas.microsoft.com/office/drawing/2016/5/10/chartex" xmlns:cx5="http://schemas.microsoft.com/office/drawing/2016/5/11/chartex" xmlns:cx6="http://schemas.microsoft.com/office/drawing/2016/5/12/chartex" xmlns:cx7="http://schemas.microsoft.com/office/drawing/2016/5/13/chartex" xmlns:cx8="http://schemas.microsoft.com/office/drawing/2016/5/14/chartex" xmlns:mc="http://schemas.openxmlformats.org/markup-compatibility/2006" xmlns:aink="http://schemas.microsoft.com/office/drawing/2016/ink" xmlns:am3d="http://schemas.microsoft.com/office/drawing/2017/model3d" xmlns:o="urn:schemas-microsoft-com:office:office" xmlns:r="http://schemas.openxmlformats.org/officeDocument/2006/relationships" xmlns:m="http://schemas.openxmlformats.org/officeDocument/2006/math" xmlns:v="urn:schemas-microsoft-com:vml" xmlns:wp14="http://schemas.microsoft.com/office/word/2010/wordprocessingDrawing" xmlns:wp="http://schemas.openxmlformats.org/drawingml/2006/wordprocessingDrawing" xmlns:w10="urn:schemas-microsoft-com:office:word" xmlns:w="http://schemas.openxmlformats.org/wordprocessingml/2006/main" xmlns:w14="http://schemas.microsoft.com/office/word/2010/wordml" xmlns:w15="http://schemas.microsoft.com/office/word/2012/wordml" xmlns:w16cid="http://schemas.microsoft.com/office/word/2016/wordml/cid" xmlns:w16se="http://schemas.microsoft.com/office/word/2015/wordml/symex" xmlns:wpg="http://schemas.microsoft.com/office/word/2010/wordprocessingGroup" xmlns:wpi="http://schemas.microsoft.com/office/word/2010/wordprocessingInk" xmlns:wne="http://schemas.microsoft.com/office/word/2006/wordml" xmlns:wps="http://schemas.microsoft.com/office/word/2010/wordprocessingShape" mc:Ignorable="w14 w15 w16se w16cid wp14">
+  <w:p>
+    <w:pPr>
+      <w:pStyle w:val="Cabealho"/>
+    </w:pPr>
+    <w:r>
+      <w:rPr>
+        <w:noProof/>
+      </w:rPr>
+      <w:pict w14:anchorId="5267A68B">
+        <v:shapetype id="_x0000_t75" coordsize="21600,21600" o:spt="75" o:preferrelative="t" path="m@4@5l@4@11@9@11@9@5xe" filled="f" stroked="f">
+          <v:stroke joinstyle="miter"/>
+          <v:formulas>
+            <v:f eqn="if lineDrawn pixelLineWidth 0"/>
+            <v:f eqn="sum @0 1 0"/>
+            <v:f eqn="sum 0 0 @1"/>
+            <v:f eqn="prod @2 1 2"/>
+            <v:f eqn="prod @3 21600 pixelWidth"/>
+            <v:f eqn="prod @3 21600 pixelHeight"/>
+            <v:f eqn="sum @0 0 1"/>
+            <v:f eqn="prod @6 1 2"/>
+            <v:f eqn="prod @7 21600 pixelWidth"/>
+            <v:f eqn="sum @8 21600 0"/>
+            <v:f eqn="prod @7 21600 pixelHeight"/>
+            <v:f eqn="sum @10 21600 0"/>
+          </v:formulas>
+          <v:path o:extrusionok="f" gradientshapeok="t" o:connecttype="rect"/>
+          <o:lock v:ext="edit" aspectratio="t"/>
+        </v:shapetype>
+        <v:shape id="WordPictureWatermark430002234" o:spid="_x0000_s2049" type="#_x0000_t75" style="position:absolute;margin-left:0;margin-top:0;width:591.85pt;height:322.8pt;z-index:-251657212;mso-position-horizontal:center;mso-position-horizontal-relative:margin;mso-position-vertical:center;mso-position-vertical-relative:margin" o:allowincell="f">
+          <v:imagedata r:id="rId1" o:title="logo prima" gain="19661f" blacklevel="22938f"/>
+        </v:shape>
+      </w:pict>
+    </w:r>
+  </w:p>
+</w:hdr>
+</file>
+
+<file path=word/header4.xml><?xml version="1.0" encoding="utf-8"?>
+<w:hdr xmlns:wpc="http://schemas.microsoft.com/office/word/2010/wordprocessingCanvas" xmlns:cx="http://schemas.microsoft.com/office/drawing/2014/chartex" xmlns:cx1="http://schemas.microsoft.com/office/drawing/2015/9/8/chartex" xmlns:cx2="http://schemas.microsoft.com/office/drawing/2015/10/21/chartex" xmlns:cx3="http://schemas.microsoft.com/office/drawing/2016/5/9/chartex" xmlns:cx4="http://schemas.microsoft.com/office/drawing/2016/5/10/chartex" xmlns:cx5="http://schemas.microsoft.com/office/drawing/2016/5/11/chartex" xmlns:cx6="http://schemas.microsoft.com/office/drawing/2016/5/12/chartex" xmlns:cx7="http://schemas.microsoft.com/office/drawing/2016/5/13/chartex" xmlns:cx8="http://schemas.microsoft.com/office/drawing/2016/5/14/chartex" xmlns:mc="http://schemas.openxmlformats.org/markup-compatibility/2006" xmlns:aink="http://schemas.microsoft.com/office/drawing/2016/ink" xmlns:am3d="http://schemas.microsoft.com/office/drawing/2017/model3d" xmlns:o="urn:schemas-microsoft-com:office:office" xmlns:r="http://schemas.openxmlformats.org/officeDocument/2006/relationships" xmlns:m="http://schemas.openxmlformats.org/officeDocument/2006/math" xmlns:v="urn:schemas-microsoft-com:vml" xmlns:wp14="http://schemas.microsoft.com/office/word/2010/wordprocessingDrawing" xmlns:wp="http://schemas.openxmlformats.org/drawingml/2006/wordprocessingDrawing" xmlns:w10="urn:schemas-microsoft-com:office:word" xmlns:w="http://schemas.openxmlformats.org/wordprocessingml/2006/main" xmlns:w14="http://schemas.microsoft.com/office/word/2010/wordml" xmlns:w15="http://schemas.microsoft.com/office/word/2012/wordml" xmlns:w16cid="http://schemas.microsoft.com/office/word/2016/wordml/cid" xmlns:w16se="http://schemas.microsoft.com/office/word/2015/wordml/symex" xmlns:wpg="http://schemas.microsoft.com/office/word/2010/wordprocessingGroup" xmlns:wpi="http://schemas.microsoft.com/office/word/2010/wordprocessingInk" xmlns:wne="http://schemas.microsoft.com/office/word/2006/wordml" xmlns:wps="http://schemas.microsoft.com/office/word/2010/wordprocessingShape" mc:Ignorable="w14 w15 w16se w16cid wp14">
+  <w:p>
+    <w:pPr>
+      <w:pStyle w:val="Cabealho"/>
+    </w:pPr>
+    <w:r>
+      <w:rPr>
+        <w:noProof/>
+      </w:rPr>
+      <w:pict w14:anchorId="15ABE7D3">
+        <v:shapetype id="_x0000_t75" coordsize="21600,21600" o:spt="75" o:preferrelative="t" path="m@4@5l@4@11@9@11@9@5xe" filled="f" stroked="f">
+          <v:stroke joinstyle="miter"/>
+          <v:formulas>
+            <v:f eqn="if lineDrawn pixelLineWidth 0"/>
+            <v:f eqn="sum @0 1 0"/>
+            <v:f eqn="sum 0 0 @1"/>
+            <v:f eqn="prod @2 1 2"/>
+            <v:f eqn="prod @3 21600 pixelWidth"/>
+            <v:f eqn="prod @3 21600 pixelHeight"/>
+            <v:f eqn="sum @0 0 1"/>
+            <v:f eqn="prod @6 1 2"/>
+            <v:f eqn="prod @7 21600 pixelWidth"/>
+            <v:f eqn="sum @8 21600 0"/>
+            <v:f eqn="prod @7 21600 pixelHeight"/>
+            <v:f eqn="sum @10 21600 0"/>
+          </v:formulas>
+          <v:path o:extrusionok="f" gradientshapeok="t" o:connecttype="rect"/>
+          <o:lock v:ext="edit" aspectratio="t"/>
+        </v:shapetype>
+        <v:shape id="WordPictureWatermark430002238" o:spid="_x0000_s2053" type="#_x0000_t75" style="position:absolute;margin-left:0;margin-top:0;width:591.85pt;height:322.8pt;z-index:-251653116;mso-position-horizontal:center;mso-position-horizontal-relative:margin;mso-position-vertical:center;mso-position-vertical-relative:margin" o:allowincell="f">
+          <v:imagedata r:id="rId1" o:title="logo prima" gain="19661f" blacklevel="22938f"/>
+        </v:shape>
+      </w:pict>
+    </w:r>
+  </w:p>
+</w:hdr>
+</file>
+
+<file path=word/header5.xml><?xml version="1.0" encoding="utf-8"?>
 <w:hdr xmlns:wpc="http://schemas.microsoft.com/office/word/2010/wordprocessingCanvas" xmlns:cx="http://schemas.microsoft.com/office/drawing/2014/chartex" xmlns:cx1="http://schemas.microsoft.com/office/drawing/2015/9/8/chartex" xmlns:cx2="http://schemas.microsoft.com/office/drawing/2015/10/21/chartex" xmlns:cx3="http://schemas.microsoft.com/office/drawing/2016/5/9/chartex" xmlns:cx4="http://schemas.microsoft.com/office/drawing/2016/5/10/chartex" xmlns:cx5="http://schemas.microsoft.com/office/drawing/2016/5/11/chartex" xmlns:cx6="http://schemas.microsoft.com/office/drawing/2016/5/12/chartex" xmlns:cx7="http://schemas.microsoft.com/office/drawing/2016/5/13/chartex" xmlns:cx8="http://schemas.microsoft.com/office/drawing/2016/5/14/chartex" xmlns:mc="http://schemas.openxmlformats.org/markup-compatibility/2006" xmlns:aink="http://schemas.microsoft.com/office/drawing/2016/ink" xmlns:am3d="http://schemas.microsoft.com/office/drawing/2017/model3d" xmlns:o="urn:schemas-microsoft-com:office:office" xmlns:r="http://schemas.openxmlformats.org/officeDocument/2006/relationships" xmlns:m="http://schemas.openxmlformats.org/officeDocument/2006/math" xmlns:v="urn:schemas-microsoft-com:vml" xmlns:wp14="http://schemas.microsoft.com/office/word/2010/wordprocessingDrawing" xmlns:wp="http://schemas.openxmlformats.org/drawingml/2006/wordprocessingDrawing" xmlns:w10="urn:schemas-microsoft-com:office:word" xmlns:w="http://schemas.openxmlformats.org/wordprocessingml/2006/main" xmlns:w14="http://schemas.microsoft.com/office/word/2010/wordml" xmlns:w15="http://schemas.microsoft.com/office/word/2012/wordml" xmlns:w16cid="http://schemas.microsoft.com/office/word/2016/wordml/cid" xmlns:w16se="http://schemas.microsoft.com/office/word/2015/wordml/symex" xmlns:wpg="http://schemas.microsoft.com/office/word/2010/wordprocessingGroup" xmlns:wpi="http://schemas.microsoft.com/office/word/2010/wordprocessingInk" xmlns:wne="http://schemas.microsoft.com/office/word/2006/wordml" xmlns:wps="http://schemas.microsoft.com/office/word/2010/wordprocessingShape" mc:Ignorable="w14 w15 w16se w16cid wp14">
   <w:p>
     <w:pPr>
@@ -9396,6 +9568,39 @@
         <w:szCs w:val="26"/>
       </w:rPr>
     </w:pPr>
+    <w:r>
+      <w:rPr>
+        <w:noProof/>
+        <w:color w:val="000000"/>
+        <w:sz w:val="24"/>
+        <w:szCs w:val="24"/>
+        <w:lang w:val="pt-BR"/>
+      </w:rPr>
+      <w:pict w14:anchorId="54149595">
+        <v:shapetype id="_x0000_t75" coordsize="21600,21600" o:spt="75" o:preferrelative="t" path="m@4@5l@4@11@9@11@9@5xe" filled="f" stroked="f">
+          <v:stroke joinstyle="miter"/>
+          <v:formulas>
+            <v:f eqn="if lineDrawn pixelLineWidth 0"/>
+            <v:f eqn="sum @0 1 0"/>
+            <v:f eqn="sum 0 0 @1"/>
+            <v:f eqn="prod @2 1 2"/>
+            <v:f eqn="prod @3 21600 pixelWidth"/>
+            <v:f eqn="prod @3 21600 pixelHeight"/>
+            <v:f eqn="sum @0 0 1"/>
+            <v:f eqn="prod @6 1 2"/>
+            <v:f eqn="prod @7 21600 pixelWidth"/>
+            <v:f eqn="sum @8 21600 0"/>
+            <v:f eqn="prod @7 21600 pixelHeight"/>
+            <v:f eqn="sum @10 21600 0"/>
+          </v:formulas>
+          <v:path o:extrusionok="f" gradientshapeok="t" o:connecttype="rect"/>
+          <o:lock v:ext="edit" aspectratio="t"/>
+        </v:shapetype>
+        <v:shape id="WordPictureWatermark430002239" o:spid="_x0000_s2054" type="#_x0000_t75" style="position:absolute;left:0;text-align:left;margin-left:0;margin-top:0;width:591.85pt;height:322.8pt;z-index:-251652092;mso-position-horizontal:center;mso-position-horizontal-relative:margin;mso-position-vertical:center;mso-position-vertical-relative:margin" o:allowincell="f">
+          <v:imagedata r:id="rId1" o:title="logo prima" gain="19661f" blacklevel="22938f"/>
+        </v:shape>
+      </w:pict>
+    </w:r>
     <w:r>
       <w:rPr>
         <w:noProof/>
@@ -9426,7 +9631,7 @@
                   <pic:cNvPicPr preferRelativeResize="0"/>
                 </pic:nvPicPr>
                 <pic:blipFill>
-                  <a:blip r:embed="rId1"/>
+                  <a:blip r:embed="rId2"/>
                   <a:srcRect/>
                   <a:stretch>
                     <a:fillRect/>
@@ -9507,7 +9712,7 @@
                   <pic:cNvPicPr preferRelativeResize="0"/>
                 </pic:nvPicPr>
                 <pic:blipFill>
-                  <a:blip r:embed="rId2"/>
+                  <a:blip r:embed="rId3"/>
                   <a:srcRect/>
                   <a:stretch>
                     <a:fillRect/>
@@ -9557,7 +9762,7 @@
                   <pic:cNvPicPr/>
                 </pic:nvPicPr>
                 <pic:blipFill>
-                  <a:blip r:embed="rId3" cstate="print"/>
+                  <a:blip r:embed="rId4" cstate="print"/>
                   <a:stretch>
                     <a:fillRect/>
                   </a:stretch>
@@ -9576,6 +9781,45 @@
           </a:graphic>
         </wp:anchor>
       </w:drawing>
+    </w:r>
+  </w:p>
+</w:hdr>
+</file>
+
+<file path=word/header6.xml><?xml version="1.0" encoding="utf-8"?>
+<w:hdr xmlns:wpc="http://schemas.microsoft.com/office/word/2010/wordprocessingCanvas" xmlns:cx="http://schemas.microsoft.com/office/drawing/2014/chartex" xmlns:cx1="http://schemas.microsoft.com/office/drawing/2015/9/8/chartex" xmlns:cx2="http://schemas.microsoft.com/office/drawing/2015/10/21/chartex" xmlns:cx3="http://schemas.microsoft.com/office/drawing/2016/5/9/chartex" xmlns:cx4="http://schemas.microsoft.com/office/drawing/2016/5/10/chartex" xmlns:cx5="http://schemas.microsoft.com/office/drawing/2016/5/11/chartex" xmlns:cx6="http://schemas.microsoft.com/office/drawing/2016/5/12/chartex" xmlns:cx7="http://schemas.microsoft.com/office/drawing/2016/5/13/chartex" xmlns:cx8="http://schemas.microsoft.com/office/drawing/2016/5/14/chartex" xmlns:mc="http://schemas.openxmlformats.org/markup-compatibility/2006" xmlns:aink="http://schemas.microsoft.com/office/drawing/2016/ink" xmlns:am3d="http://schemas.microsoft.com/office/drawing/2017/model3d" xmlns:o="urn:schemas-microsoft-com:office:office" xmlns:r="http://schemas.openxmlformats.org/officeDocument/2006/relationships" xmlns:m="http://schemas.openxmlformats.org/officeDocument/2006/math" xmlns:v="urn:schemas-microsoft-com:vml" xmlns:wp14="http://schemas.microsoft.com/office/word/2010/wordprocessingDrawing" xmlns:wp="http://schemas.openxmlformats.org/drawingml/2006/wordprocessingDrawing" xmlns:w10="urn:schemas-microsoft-com:office:word" xmlns:w="http://schemas.openxmlformats.org/wordprocessingml/2006/main" xmlns:w14="http://schemas.microsoft.com/office/word/2010/wordml" xmlns:w15="http://schemas.microsoft.com/office/word/2012/wordml" xmlns:w16cid="http://schemas.microsoft.com/office/word/2016/wordml/cid" xmlns:w16se="http://schemas.microsoft.com/office/word/2015/wordml/symex" xmlns:wpg="http://schemas.microsoft.com/office/word/2010/wordprocessingGroup" xmlns:wpi="http://schemas.microsoft.com/office/word/2010/wordprocessingInk" xmlns:wne="http://schemas.microsoft.com/office/word/2006/wordml" xmlns:wps="http://schemas.microsoft.com/office/word/2010/wordprocessingShape" mc:Ignorable="w14 w15 w16se w16cid wp14">
+  <w:p>
+    <w:pPr>
+      <w:pStyle w:val="Cabealho"/>
+    </w:pPr>
+    <w:r>
+      <w:rPr>
+        <w:noProof/>
+      </w:rPr>
+      <w:pict w14:anchorId="45F29C8F">
+        <v:shapetype id="_x0000_t75" coordsize="21600,21600" o:spt="75" o:preferrelative="t" path="m@4@5l@4@11@9@11@9@5xe" filled="f" stroked="f">
+          <v:stroke joinstyle="miter"/>
+          <v:formulas>
+            <v:f eqn="if lineDrawn pixelLineWidth 0"/>
+            <v:f eqn="sum @0 1 0"/>
+            <v:f eqn="sum 0 0 @1"/>
+            <v:f eqn="prod @2 1 2"/>
+            <v:f eqn="prod @3 21600 pixelWidth"/>
+            <v:f eqn="prod @3 21600 pixelHeight"/>
+            <v:f eqn="sum @0 0 1"/>
+            <v:f eqn="prod @6 1 2"/>
+            <v:f eqn="prod @7 21600 pixelWidth"/>
+            <v:f eqn="sum @8 21600 0"/>
+            <v:f eqn="prod @7 21600 pixelHeight"/>
+            <v:f eqn="sum @10 21600 0"/>
+          </v:formulas>
+          <v:path o:extrusionok="f" gradientshapeok="t" o:connecttype="rect"/>
+          <o:lock v:ext="edit" aspectratio="t"/>
+        </v:shapetype>
+        <v:shape id="WordPictureWatermark430002237" o:spid="_x0000_s2052" type="#_x0000_t75" style="position:absolute;margin-left:0;margin-top:0;width:591.85pt;height:322.8pt;z-index:-251654140;mso-position-horizontal:center;mso-position-horizontal-relative:margin;mso-position-vertical:center;mso-position-vertical-relative:margin" o:allowincell="f">
+          <v:imagedata r:id="rId1" o:title="logo prima" gain="19661f" blacklevel="22938f"/>
+        </v:shape>
+      </w:pict>
     </w:r>
   </w:p>
 </w:hdr>
@@ -12829,7 +13073,7 @@
 </file>
 
 <file path=customXml/itemProps2.xml><?xml version="1.0" encoding="utf-8"?>
-<ds:datastoreItem xmlns:ds="http://schemas.openxmlformats.org/officeDocument/2006/customXml" ds:itemID="{035E2793-D347-46AE-8E27-75597208CE45}">
+<ds:datastoreItem xmlns:ds="http://schemas.openxmlformats.org/officeDocument/2006/customXml" ds:itemID="{02E88244-864B-4A42-AC4F-023072457AEC}">
   <ds:schemaRefs>
     <ds:schemaRef ds:uri="http://schemas.openxmlformats.org/officeDocument/2006/bibliography"/>
   </ds:schemaRefs>
